--- a/M11_Literaturverzeichnis.docx
+++ b/M11_Literaturverzeichnis.docx
@@ -943,7 +943,165 @@
           <w:sz w:val="32"/>
           <w:szCs w:val="32"/>
         </w:rPr>
-        <w:t xml:space="preserve">VI. Hinweise zur Verwendung</w:t>
+        <w:t xml:space="preserve">VI. Bildnachweise</w:t>
+      </w:r>
+    </w:p>
+    <w:p>
+      <w:pPr>
+        <w:spacing w:after="100" w:before="60" w:line="276"/>
+        <w:jc w:val="both"/>
+      </w:pPr>
+      <w:r>
+        <w:rPr>
+          <w:rFonts w:ascii="Cambria" w:cs="Cambria" w:eastAsia="Cambria" w:hAnsi="Cambria"/>
+          <w:color w:val="000000"/>
+          <w:sz w:val="21"/>
+          <w:szCs w:val="21"/>
+        </w:rPr>
+        <w:t xml:space="preserve">Alle Abbildungen dienen der Veranschaulichung im Rahmen von Unterricht und Lehre (§ 60a UrhG). Urheber und Lizenz sind vor der Abgabe von der jeweiligen Quellenseite zu ergänzen.</w:t>
+      </w:r>
+    </w:p>
+    <w:p>
+      <w:pPr>
+        <w:pStyle w:val="ListParagraph"/>
+        <w:numPr>
+          <w:ilvl w:val="0"/>
+          <w:numId w:val="1"/>
+        </w:numPr>
+        <w:spacing w:after="50" w:before="30" w:line="264"/>
+      </w:pPr>
+      <w:r>
+        <w:rPr>
+          <w:rFonts w:ascii="Cambria" w:cs="Cambria" w:eastAsia="Cambria" w:hAnsi="Cambria"/>
+          <w:b/>
+          <w:bCs/>
+          <w:color w:val="000000"/>
+          <w:sz w:val="21"/>
+          <w:szCs w:val="21"/>
+        </w:rPr>
+        <w:t xml:space="preserve">Abbildung 1 — Titelbereich.</w:t>
+      </w:r>
+      <w:r>
+        <w:rPr>
+          <w:rFonts w:ascii="Cambria" w:cs="Cambria" w:eastAsia="Cambria" w:hAnsi="Cambria"/>
+          <w:color w:val="000000"/>
+          <w:sz w:val="21"/>
+          <w:szCs w:val="21"/>
+        </w:rPr>
+        <w:t xml:space="preserve"> Flagge der Arbeiterpartei Kurdistans. Wikimedia Commons, Datei „Flag of Kurdistan Workers' Party.svg". URL: upload.wikimedia.org/wikipedia/commons/d/df/ — </w:t>
+      </w:r>
+      <w:r>
+        <w:rPr>
+          <w:rFonts w:ascii="Cambria" w:cs="Cambria" w:eastAsia="Cambria" w:hAnsi="Cambria"/>
+          <w:i/>
+          <w:iCs/>
+          <w:color w:val="000000"/>
+          <w:sz w:val="21"/>
+          <w:szCs w:val="21"/>
+        </w:rPr>
+        <w:t xml:space="preserve">Urheber und Lizenzangabe von der Dateibeschreibungsseite ergänzen; bei Wikimedia Commons ist die Nennung der Lizenz verpflichtend.</w:t>
+      </w:r>
+    </w:p>
+    <w:p>
+      <w:pPr>
+        <w:pStyle w:val="ListParagraph"/>
+        <w:numPr>
+          <w:ilvl w:val="0"/>
+          <w:numId w:val="1"/>
+        </w:numPr>
+        <w:spacing w:after="50" w:before="30" w:line="264"/>
+      </w:pPr>
+      <w:r>
+        <w:rPr>
+          <w:rFonts w:ascii="Cambria" w:cs="Cambria" w:eastAsia="Cambria" w:hAnsi="Cambria"/>
+          <w:b/>
+          <w:bCs/>
+          <w:color w:val="000000"/>
+          <w:sz w:val="21"/>
+          <w:szCs w:val="21"/>
+        </w:rPr>
+        <w:t xml:space="preserve">Abbildung 2 — Spalte III.</w:t>
+      </w:r>
+      <w:r>
+        <w:rPr>
+          <w:rFonts w:ascii="Cambria" w:cs="Cambria" w:eastAsia="Cambria" w:hAnsi="Cambria"/>
+          <w:color w:val="000000"/>
+          <w:sz w:val="21"/>
+          <w:szCs w:val="21"/>
+        </w:rPr>
+        <w:t xml:space="preserve"> Der Tagesspiegel, Bilddatei zu einem Beitrag über eine Demonstration kurdischer Gruppen in Deutschland. URL: tagesspiegel.de/images/10798969 — </w:t>
+      </w:r>
+      <w:r>
+        <w:rPr>
+          <w:rFonts w:ascii="Cambria" w:cs="Cambria" w:eastAsia="Cambria" w:hAnsi="Cambria"/>
+          <w:i/>
+          <w:iCs/>
+          <w:color w:val="000000"/>
+          <w:sz w:val="21"/>
+          <w:szCs w:val="21"/>
+        </w:rPr>
+        <w:t xml:space="preserve">Fotografin oder Fotograf beziehungsweise Bildagentur sowie Erscheinungsdatum aus dem zugehörigen Artikel ergänzen.</w:t>
+      </w:r>
+    </w:p>
+    <w:p>
+      <w:pPr>
+        <w:pStyle w:val="ListParagraph"/>
+        <w:numPr>
+          <w:ilvl w:val="0"/>
+          <w:numId w:val="1"/>
+        </w:numPr>
+        <w:spacing w:after="50" w:before="30" w:line="264"/>
+      </w:pPr>
+      <w:r>
+        <w:rPr>
+          <w:rFonts w:ascii="Cambria" w:cs="Cambria" w:eastAsia="Cambria" w:hAnsi="Cambria"/>
+          <w:b/>
+          <w:bCs/>
+          <w:color w:val="000000"/>
+          <w:sz w:val="21"/>
+          <w:szCs w:val="21"/>
+        </w:rPr>
+        <w:t xml:space="preserve">Abbildung 3 — Spalte IV.</w:t>
+      </w:r>
+      <w:r>
+        <w:rPr>
+          <w:rFonts w:ascii="Cambria" w:cs="Cambria" w:eastAsia="Cambria" w:hAnsi="Cambria"/>
+          <w:color w:val="000000"/>
+          <w:sz w:val="21"/>
+          <w:szCs w:val="21"/>
+        </w:rPr>
+        <w:t xml:space="preserve"> Zeit Online, November 2025, Bilddatei zu einem Beitrag über den Besuch bei Abdullah Öcalan. URL: img.zeit.de/politik/2025-11/ — </w:t>
+      </w:r>
+      <w:r>
+        <w:rPr>
+          <w:rFonts w:ascii="Cambria" w:cs="Cambria" w:eastAsia="Cambria" w:hAnsi="Cambria"/>
+          <w:i/>
+          <w:iCs/>
+          <w:color w:val="000000"/>
+          <w:sz w:val="21"/>
+          <w:szCs w:val="21"/>
+        </w:rPr>
+        <w:t xml:space="preserve">Fotografin oder Fotograf beziehungsweise Bildagentur sowie Erscheinungsdatum aus dem zugehörigen Artikel ergänzen.</w:t>
+      </w:r>
+    </w:p>
+    <w:p>
+      <w:pPr>
+        <w:pStyle w:val="Heading1"/>
+        <w:pBdr>
+          <w:bottom w:val="single" w:color="1F3864" w:sz="8" w:space="6"/>
+        </w:pBdr>
+        <w:spacing w:after="160" w:before="360"/>
+      </w:pPr>
+      <w:r>
+        <w:rPr>
+          <w:rFonts w:ascii="Calibri" w:cs="Calibri" w:eastAsia="Calibri" w:hAnsi="Calibri"/>
+          <w:b/>
+          <w:bCs/>
+          <w:color w:val="1F3864"/>
+          <w:sz w:val="32"/>
+          <w:szCs w:val="32"/>
+        </w:rPr>
+        <w:t xml:space="preserve">VII. Hinweise zur Verwendung</w:t>
       </w:r>
     </w:p>
     <w:p>
